--- a/dist/articles/EstateTaxation.docx
+++ b/dist/articles/EstateTaxation.docx
@@ -2,6 +2,31 @@
 <file path=word/document.xml><?xml version="1.0" encoding="utf-8"?>
 <w:document xmlns:wpc="http://schemas.microsoft.com/office/word/2010/wordprocessingCanvas" xmlns:cx="http://schemas.microsoft.com/office/drawing/2014/chartex" xmlns:cx1="http://schemas.microsoft.com/office/drawing/2015/9/8/chartex" xmlns:cx2="http://schemas.microsoft.com/office/drawing/2015/10/21/chartex" xmlns:cx3="http://schemas.microsoft.com/office/drawing/2016/5/9/chartex" xmlns:cx4="http://schemas.microsoft.com/office/drawing/2016/5/10/chartex" xmlns:cx5="http://schemas.microsoft.com/office/drawing/2016/5/11/chartex" xmlns:cx6="http://schemas.microsoft.com/office/drawing/2016/5/12/chartex" xmlns:cx7="http://schemas.microsoft.com/office/drawing/2016/5/13/chartex" xmlns:cx8="http://schemas.microsoft.com/office/drawing/2016/5/14/chartex" xmlns:mc="http://schemas.openxmlformats.org/markup-compatibility/2006" xmlns:aink="http://schemas.microsoft.com/office/drawing/2016/ink" xmlns:am3d="http://schemas.microsoft.com/office/drawing/2017/model3d" xmlns:o="urn:schemas-microsoft-com:office:office" xmlns:oel="http://schemas.microsoft.com/office/2019/extlst" xmlns:r="http://schemas.openxmlformats.org/officeDocument/2006/relationships" xmlns:m="http://schemas.openxmlformats.org/officeDocument/2006/math" xmlns:v="urn:schemas-microsoft-com:vml" xmlns:wp14="http://schemas.microsoft.com/office/word/2010/wordprocessingDrawing" xmlns:wp="http://schemas.openxmlformats.org/drawingml/2006/wordprocessingDrawing" xmlns:w10="urn:schemas-microsoft-com:office:word" xmlns:w="http://schemas.openxmlformats.org/wordprocessingml/2006/main" xmlns:w14="http://schemas.microsoft.com/office/word/2010/wordml" xmlns:w15="http://schemas.microsoft.com/office/word/2012/wordml" xmlns:w16cex="http://schemas.microsoft.com/office/word/2018/wordml/cex" xmlns:w16cid="http://schemas.microsoft.com/office/word/2016/wordml/cid" xmlns:w16="http://schemas.microsoft.com/office/word/2018/wordml" xmlns:w16du="http://schemas.microsoft.com/office/word/2023/wordml/word16du" xmlns:w16sdtdh="http://schemas.microsoft.com/office/word/2020/wordml/sdtdatahash" xmlns:w16sdtfl="http://schemas.microsoft.com/office/word/2024/wordml/sdtformatlock" xmlns:w16se="http://schemas.microsoft.com/office/word/2015/wordml/symex" xmlns:wpg="http://schemas.microsoft.com/office/word/2010/wordprocessingGroup" xmlns:wpi="http://schemas.microsoft.com/office/word/2010/wordprocessingInk" xmlns:wne="http://schemas.microsoft.com/office/word/2006/wordml" xmlns:wps="http://schemas.microsoft.com/office/word/2010/wordprocessingShape" mc:Ignorable="w14 w15 w16se w16cid w16 w16cex w16sdtdh w16sdtfl w16du wp14">
   <w:body>
+    <w:p>
+      <w:pPr>
+        <w:spacing w:before="160" w:after="210" w:line="360" w:lineRule="auto"/>
+        <w:jc w:val="center"/>
+        <w:rPr>
+          <w:rFonts w:ascii="inter" w:eastAsia="inter" w:hAnsi="inter" w:cs="inter"/>
+          <w:b/>
+          <w:bCs/>
+          <w:color w:val="000000"/>
+          <w:sz w:val="28"/>
+          <w:szCs w:val="28"/>
+        </w:rPr>
+      </w:pPr>
+      <w:r>
+        <w:rPr>
+          <w:rFonts w:ascii="inter" w:eastAsia="inter" w:hAnsi="inter" w:cs="inter"/>
+          <w:b/>
+          <w:bCs/>
+          <w:color w:val="000000"/>
+          <w:sz w:val="28"/>
+          <w:szCs w:val="28"/>
+        </w:rPr>
+        <w:t>Estate Taxation Basics</w:t>
+      </w:r>
+    </w:p>
     <w:p>
       <w:pPr>
         <w:spacing w:before="160" w:after="210" w:line="360" w:lineRule="auto"/>
@@ -435,6 +460,7 @@
           <w:rFonts w:ascii="inter" w:eastAsia="inter" w:hAnsi="inter" w:cs="inter"/>
           <w:color w:val="000000"/>
         </w:rPr>
+        <w:lastRenderedPageBreak/>
         <w:t xml:space="preserve">Some states impose their own estate or inheritance taxes, separate from the federal system. Pennsylvania uses an </w:t>
       </w:r>
       <w:r>
@@ -522,7 +548,6 @@
           <w:rFonts w:ascii="inter" w:eastAsia="inter" w:hAnsi="inter" w:cs="inter"/>
           <w:color w:val="000000"/>
         </w:rPr>
-        <w:lastRenderedPageBreak/>
         <w:t>Pennsylvania inheritance‑tax rates currently are:</w:t>
       </w:r>
       <w:bookmarkStart w:id="17" w:name="fnref2_1"/>
@@ -1021,6 +1046,7 @@
           <w:rFonts w:ascii="inter" w:eastAsia="inter" w:hAnsi="inter" w:cs="inter"/>
           <w:color w:val="000000"/>
         </w:rPr>
+        <w:lastRenderedPageBreak/>
         <w:t xml:space="preserve">A key point for planning is that IRD does </w:t>
       </w:r>
       <w:r>
@@ -1093,7 +1119,6 @@
           <w:rFonts w:ascii="inter" w:eastAsia="inter" w:hAnsi="inter" w:cs="inter"/>
           <w:color w:val="000000"/>
         </w:rPr>
-        <w:lastRenderedPageBreak/>
         <w:t xml:space="preserve">For taxable investment accounts and many other assets, the main concern is </w:t>
       </w:r>
       <w:r>
@@ -1658,6 +1683,7 @@
           <w:rFonts w:ascii="inter" w:eastAsia="inter" w:hAnsi="inter" w:cs="inter"/>
           <w:color w:val="000000"/>
         </w:rPr>
+        <w:lastRenderedPageBreak/>
         <w:t xml:space="preserve">IRD assets, such as traditional IRAs and many deferred‑compensation items, generally do </w:t>
       </w:r>
       <w:r>
@@ -1759,7 +1785,6 @@
           <w:rFonts w:ascii="inter" w:eastAsia="inter" w:hAnsi="inter" w:cs="inter"/>
           <w:color w:val="000000"/>
         </w:rPr>
-        <w:lastRenderedPageBreak/>
         <w:t>Thoughtful estate‑planning aims to balance estate‑tax exposure (for larger estates), Pennsylvania inheritance tax, and the income‑tax benefits of maximizing step‑up in basis for children and other beneficiaries. Clients should review their plan periodically with qualified advisors as both tax laws and asset values change over time.</w:t>
       </w:r>
       <w:bookmarkStart w:id="59" w:name="fnref1_5"/>
@@ -1982,7 +2007,8 @@
         <w:b/>
         <w:bCs/>
         <w:color w:val="091DDD"/>
-        <w:sz w:val="24"/>
+        <w:sz w:val="20"/>
+        <w:szCs w:val="20"/>
       </w:rPr>
     </w:pPr>
     <w:r>
@@ -1991,7 +2017,8 @@
         <w:b/>
         <w:bCs/>
         <w:color w:val="091DDD"/>
-        <w:sz w:val="24"/>
+        <w:sz w:val="20"/>
+        <w:szCs w:val="20"/>
       </w:rPr>
       <w:t>ZacBrownLaw.com</w:t>
     </w:r>
